--- a/docs/m3/tools-excel-r/files/FS8_Excel-Survival-Guide.docx
+++ b/docs/m3/tools-excel-r/files/FS8_Excel-Survival-Guide.docx
@@ -1927,7 +1927,7 @@
                       <w:color w:val="0F7B7B"/>
                       <w:sz w:val="19"/>
                     </w:rPr>
-                    <w:t>Sélula</w:t>
+                    <w:t>cel</w:t>
                   </w:r>
                 </w:p>
               </w:tc>
